--- a/pr-preview/pr-262/index.docx
+++ b/pr-preview/pr-262/index.docx
@@ -15,7 +15,7 @@
         <w:pStyle w:val="Date"/>
       </w:pPr>
       <w:r>
-        <w:t xml:space="preserve">Last modified: 2026-10-13 13:44:18 (PDT)</w:t>
+        <w:t xml:space="preserve">Last modified: 2026-10-13 16:53:25 (PDT)</w:t>
       </w:r>
     </w:p>
     <w:bookmarkStart w:id="23" w:name="welcome"/>
@@ -128,7 +128,7 @@
         <w:t xml:space="preserve"> </w:t>
       </w:r>
       <w:r>
-        <w:t xml:space="preserve">proof symbols, and indicator functions</w:t>
+        <w:t xml:space="preserve">and indicator functions</w:t>
       </w:r>
     </w:p>
     <w:p>
@@ -472,7 +472,7 @@
         <w:t xml:space="preserve"> </w:t>
       </w:r>
       <w:r>
-        <w:t xml:space="preserve">showing and annotating every step of a</w:t>
+        <w:t xml:space="preserve">propositions, quantifiers, proofs and derivations, and showing and annotating every step of a</w:t>
       </w:r>
       <w:r>
         <w:t xml:space="preserve"> </w:t>
